--- a/data/ai_paras/AI_para_146.docx
+++ b/data/ai_paras/AI_para_146.docx
@@ -4,7 +4,7 @@
   <w:body>
     <w:p>
       <w:r>
-        <w:t>In both "Romeo and Juliet" and "West Side Story," the central romantic pairs, Tony and Maria, and Romeo and Juliet, respectively, embody the purity and tragedy of youthful love. Despite the different cultural settings, these characters share an impulsive and intense affection that ultimately leads to their tragic ends. While Romeo and Juliet's relationship is set against the backdrop of familial feuds, Tony and Maria's love story unfolds amidst ethnic tensions between rival gangs (Ref-f424547). Similarly, Riff and Mercutio serve as the spirited, loyal friends whose fates are intricately tied to the protagonists. Their deaths, along with those of Tybalt and Bernardo, catalyze the ensuing chaos, highlighting the destructive nature of vengeance and hostility—central themes in both narratives (Ref-f424547). These character parallels underscore how each work reflects the universality of love and conflict, yet adapts these elements to their unique contexts.</w:t>
+        <w:t>The enduring appeal of both "Romeo and Juliet" and "West Side Story" lies in their exploration of timeless themes, compelling narratives, and complex characters. This essay aims to delve into the nuanced comparisons between these two iconic works, focusing on the similarities and differences in character development, plot structures, and thematic messages. By examining the relationships of Tony and Maria alongside Romeo and Juliet, and comparing characters like Riff with Mercutio and Tybalt with Bernardo, we can uncover how each story uniquely addresses the human experience. Furthermore, an analysis of the distinct yet interconnected plot elements will reveal how each narrative adapts its source material to engage with its audience. Finally, this exploration will consider how the thematic elements of revenge and societal conflict resonate differently across the two works, offering insights into their cultural and historical contexts.</w:t>
       </w:r>
     </w:p>
     <w:sectPr>
